--- a/AI_for_Operations_Course/Assignments/Week_3_Assignment_Route & Warehouse Analysis.docx
+++ b/AI_for_Operations_Course/Assignments/Week_3_Assignment_Route & Warehouse Analysis.docx
@@ -9,7 +9,7 @@
         <w:jc w:val="center"/>
       </w:pPr>
       <w:r>
-        <w:t xml:space="preserve">Proxiant Academy — AI for Operations</w:t>
+        <w:t>Proxiant Academy | AI for Operations</w:t>
       </w:r>
     </w:p>
     <w:p/>
@@ -366,7 +366,7 @@
         <w:jc w:val="center"/>
       </w:pPr>
       <w:r>
-        <w:t xml:space="preserve">www.proxiant.com</w:t>
+        <w:t>proxiant.ai</w:t>
       </w:r>
     </w:p>
     <w:sectPr>
